--- a/Fiche Inscription 2026-2027 Val d'Orge.docx
+++ b/Fiche Inscription 2026-2027 Val d'Orge.docx
@@ -90,31 +90,7 @@
           <w:sz w:val="18"/>
           <w:szCs w:val="18"/>
         </w:rPr>
-        <w:t>NOM :</w:t>
-      </w:r>
-      <w:r>
-        <w:rPr>
-          <w:rFonts w:ascii="Arial" w:eastAsia="Arial" w:hAnsi="Arial" w:cs="Arial"/>
-          <w:sz w:val="18"/>
-          <w:szCs w:val="18"/>
-        </w:rPr>
-        <w:t xml:space="preserve"> ………………………………………………</w:t>
-      </w:r>
-      <w:r>
-        <w:rPr>
-          <w:rFonts w:ascii="Arial" w:eastAsia="Arial" w:hAnsi="Arial" w:cs="Arial"/>
-          <w:sz w:val="18"/>
-          <w:szCs w:val="18"/>
-        </w:rPr>
-        <w:t>……</w:t>
-      </w:r>
-      <w:r>
-        <w:rPr>
-          <w:rFonts w:ascii="Arial" w:eastAsia="Arial" w:hAnsi="Arial" w:cs="Arial"/>
-          <w:sz w:val="18"/>
-          <w:szCs w:val="18"/>
-        </w:rPr>
-        <w:t>.</w:t>
+        <w:t>NOM : …………………………………………………….</w:t>
       </w:r>
       <w:r>
         <w:rPr>
@@ -872,15 +848,7 @@
           <w:sz w:val="18"/>
           <w:szCs w:val="18"/>
         </w:rPr>
-        <w:t>NOM :</w:t>
-      </w:r>
-      <w:r>
-        <w:rPr>
-          <w:rFonts w:ascii="Arial" w:eastAsia="Arial" w:hAnsi="Arial" w:cs="Arial"/>
-          <w:sz w:val="18"/>
-          <w:szCs w:val="18"/>
-        </w:rPr>
-        <w:t xml:space="preserve"> …………………………………………………….</w:t>
+        <w:t>NOM : …………………………………………………….</w:t>
       </w:r>
       <w:r>
         <w:rPr>
@@ -1444,15 +1412,7 @@
           <w:sz w:val="18"/>
           <w:szCs w:val="18"/>
         </w:rPr>
-        <w:t xml:space="preserve"> </w:t>
-      </w:r>
-      <w:r>
-        <w:rPr>
-          <w:rFonts w:ascii="Arial" w:eastAsia="Arial" w:hAnsi="Arial" w:cs="Arial"/>
-          <w:sz w:val="18"/>
-          <w:szCs w:val="18"/>
-        </w:rPr>
-        <w:t>6ème - 5ème</w:t>
+        <w:t xml:space="preserve"> 6ème - 5ème</w:t>
       </w:r>
     </w:p>
     <w:p>
@@ -1500,15 +1460,7 @@
           <w:sz w:val="18"/>
           <w:szCs w:val="18"/>
         </w:rPr>
-        <w:t xml:space="preserve"> </w:t>
-      </w:r>
-      <w:r>
-        <w:rPr>
-          <w:rFonts w:ascii="Arial" w:eastAsia="Arial" w:hAnsi="Arial" w:cs="Arial"/>
-          <w:sz w:val="18"/>
-          <w:szCs w:val="18"/>
-        </w:rPr>
-        <w:t>4ème - 3ème</w:t>
+        <w:t xml:space="preserve"> 4ème - 3ème</w:t>
       </w:r>
     </w:p>
     <w:p>
@@ -1556,15 +1508,7 @@
           <w:sz w:val="18"/>
           <w:szCs w:val="18"/>
         </w:rPr>
-        <w:t xml:space="preserve"> </w:t>
-      </w:r>
-      <w:r>
-        <w:rPr>
-          <w:rFonts w:ascii="Arial" w:eastAsia="Arial" w:hAnsi="Arial" w:cs="Arial"/>
-          <w:sz w:val="18"/>
-          <w:szCs w:val="18"/>
-        </w:rPr>
-        <w:t>AEP(Lycée)</w:t>
+        <w:t xml:space="preserve"> Lycée</w:t>
       </w:r>
     </w:p>
     <w:p>
@@ -1605,6 +1549,16 @@
           <w:szCs w:val="18"/>
         </w:rPr>
         <w:t xml:space="preserve"> / profession de foi</w:t>
+      </w:r>
+      <w:r>
+        <w:rPr>
+          <w:rFonts w:ascii="Arial" w:eastAsia="Arial" w:hAnsi="Arial" w:cs="Arial"/>
+          <w:b/>
+          <w:bCs/>
+          <w:sz w:val="18"/>
+          <w:szCs w:val="18"/>
+        </w:rPr>
+        <w:t xml:space="preserve"> </w:t>
       </w:r>
       <w:r>
         <w:rPr>
@@ -1669,16 +1623,7 @@
           <w:sz w:val="18"/>
           <w:szCs w:val="18"/>
         </w:rPr>
-        <w:t xml:space="preserve"> </w:t>
-      </w:r>
-      <w:r>
-        <w:rPr>
-          <w:rFonts w:ascii="Arial" w:eastAsia="Arial" w:hAnsi="Arial" w:cs="Arial"/>
-          <w:color w:val="000000"/>
-          <w:sz w:val="18"/>
-          <w:szCs w:val="18"/>
-        </w:rPr>
-        <w:t>Baptême</w:t>
+        <w:t xml:space="preserve"> Baptême</w:t>
       </w:r>
     </w:p>
     <w:p>
@@ -1735,34 +1680,7 @@
           <w:sz w:val="18"/>
           <w:szCs w:val="18"/>
         </w:rPr>
-        <w:t xml:space="preserve"> </w:t>
-      </w:r>
-      <w:r>
-        <w:rPr>
-          <w:rFonts w:ascii="Arial" w:eastAsia="Arial" w:hAnsi="Arial" w:cs="Arial"/>
-          <w:color w:val="000000"/>
-          <w:sz w:val="18"/>
-          <w:szCs w:val="18"/>
-        </w:rPr>
-        <w:t xml:space="preserve">Première </w:t>
-      </w:r>
-      <w:r>
-        <w:rPr>
-          <w:rFonts w:ascii="Arial" w:eastAsia="Arial" w:hAnsi="Arial" w:cs="Arial"/>
-          <w:color w:val="000000"/>
-          <w:sz w:val="18"/>
-          <w:szCs w:val="18"/>
-        </w:rPr>
-        <w:t>c</w:t>
-      </w:r>
-      <w:r>
-        <w:rPr>
-          <w:rFonts w:ascii="Arial" w:eastAsia="Arial" w:hAnsi="Arial" w:cs="Arial"/>
-          <w:color w:val="000000"/>
-          <w:sz w:val="18"/>
-          <w:szCs w:val="18"/>
-        </w:rPr>
-        <w:t xml:space="preserve">ommunion </w:t>
+        <w:t xml:space="preserve"> Première communion </w:t>
       </w:r>
     </w:p>
     <w:p>
@@ -1819,16 +1737,7 @@
           <w:sz w:val="18"/>
           <w:szCs w:val="18"/>
         </w:rPr>
-        <w:t xml:space="preserve"> </w:t>
-      </w:r>
-      <w:r>
-        <w:rPr>
-          <w:rFonts w:ascii="Arial" w:eastAsia="Arial" w:hAnsi="Arial" w:cs="Arial"/>
-          <w:color w:val="000000"/>
-          <w:sz w:val="18"/>
-          <w:szCs w:val="18"/>
-        </w:rPr>
-        <w:t xml:space="preserve">Profession de foi </w:t>
+        <w:t xml:space="preserve"> Profession de foi </w:t>
       </w:r>
     </w:p>
     <w:p>
@@ -1884,16 +1793,7 @@
           <w:sz w:val="18"/>
           <w:szCs w:val="18"/>
         </w:rPr>
-        <w:t xml:space="preserve"> </w:t>
-      </w:r>
-      <w:r>
-        <w:rPr>
-          <w:rFonts w:ascii="Arial" w:eastAsia="Arial" w:hAnsi="Arial" w:cs="Arial"/>
-          <w:color w:val="000000"/>
-          <w:sz w:val="18"/>
-          <w:szCs w:val="18"/>
-        </w:rPr>
-        <w:t>Confirmation</w:t>
+        <w:t xml:space="preserve"> Confirmation</w:t>
       </w:r>
     </w:p>
     <w:p>
@@ -2014,55 +1914,7 @@
           <w:sz w:val="18"/>
           <w:szCs w:val="18"/>
         </w:rPr>
-        <w:t>Chèque : Numéro de chèque</w:t>
-      </w:r>
-      <w:r>
-        <w:rPr>
-          <w:rFonts w:ascii="Arial" w:eastAsia="Arial" w:hAnsi="Arial" w:cs="Arial"/>
-          <w:sz w:val="18"/>
-          <w:szCs w:val="18"/>
-        </w:rPr>
-        <w:t xml:space="preserve"> : …</w:t>
-      </w:r>
-      <w:r>
-        <w:rPr>
-          <w:rFonts w:ascii="Arial" w:eastAsia="Arial" w:hAnsi="Arial" w:cs="Arial"/>
-          <w:sz w:val="18"/>
-          <w:szCs w:val="18"/>
-        </w:rPr>
-        <w:t>…………………</w:t>
-      </w:r>
-      <w:r>
-        <w:rPr>
-          <w:rFonts w:ascii="Arial" w:eastAsia="Arial" w:hAnsi="Arial" w:cs="Arial"/>
-          <w:sz w:val="18"/>
-          <w:szCs w:val="18"/>
-        </w:rPr>
-        <w:t>……</w:t>
-      </w:r>
-      <w:r>
-        <w:rPr>
-          <w:rFonts w:ascii="Arial" w:eastAsia="Arial" w:hAnsi="Arial" w:cs="Arial"/>
-          <w:sz w:val="18"/>
-          <w:szCs w:val="18"/>
-        </w:rPr>
-        <w:t xml:space="preserve">. Nom de </w:t>
-      </w:r>
-      <w:r>
-        <w:rPr>
-          <w:rFonts w:ascii="Arial" w:eastAsia="Arial" w:hAnsi="Arial" w:cs="Arial"/>
-          <w:sz w:val="18"/>
-          <w:szCs w:val="18"/>
-        </w:rPr>
-        <w:t>l’établissement :</w:t>
-      </w:r>
-      <w:r>
-        <w:rPr>
-          <w:rFonts w:ascii="Arial" w:eastAsia="Arial" w:hAnsi="Arial" w:cs="Arial"/>
-          <w:sz w:val="18"/>
-          <w:szCs w:val="18"/>
-        </w:rPr>
-        <w:t xml:space="preserve"> ……………………………….</w:t>
+        <w:t>Chèque : Numéro de chèque : …………………………. Nom de l’établissement : ……………………………….</w:t>
       </w:r>
     </w:p>
     <w:p>
@@ -2120,6 +1972,14 @@
         </w:rPr>
         <w:t>Espèces</w:t>
       </w:r>
+      <w:r>
+        <w:rPr>
+          <w:rFonts w:ascii="Arial" w:eastAsia="Arial" w:hAnsi="Arial" w:cs="Arial"/>
+          <w:sz w:val="18"/>
+          <w:szCs w:val="18"/>
+        </w:rPr>
+        <w:t> : sous enveloppe scellée, mentionnant le prénom, le nom et l’année d’aumônerie de l’enfant</w:t>
+      </w:r>
     </w:p>
     <w:p>
       <w:pPr>
@@ -2358,15 +2218,7 @@
           <w:sz w:val="18"/>
           <w:szCs w:val="18"/>
         </w:rPr>
-        <w:t>Mère</w:t>
-      </w:r>
-      <w:r>
-        <w:rPr>
-          <w:rFonts w:ascii="Arial" w:eastAsia="Arial" w:hAnsi="Arial" w:cs="Arial"/>
-          <w:sz w:val="18"/>
-          <w:szCs w:val="18"/>
-        </w:rPr>
-        <w:t xml:space="preserve"> </w:t>
+        <w:t xml:space="preserve">Mère </w:t>
       </w:r>
     </w:p>
     <w:p>
@@ -2421,15 +2273,7 @@
           <w:sz w:val="18"/>
           <w:szCs w:val="18"/>
         </w:rPr>
-        <w:t>Tuteur</w:t>
-      </w:r>
-      <w:r>
-        <w:rPr>
-          <w:rFonts w:ascii="Arial" w:eastAsia="Arial" w:hAnsi="Arial" w:cs="Arial"/>
-          <w:sz w:val="18"/>
-          <w:szCs w:val="18"/>
-        </w:rPr>
-        <w:t xml:space="preserve"> / tutrice de (</w:t>
+        <w:t>Tuteur / tutrice de (</w:t>
       </w:r>
       <w:r>
         <w:rPr>
@@ -2609,31 +2453,7 @@
           <w:sz w:val="18"/>
           <w:szCs w:val="18"/>
         </w:rPr>
-        <w:t>Né</w:t>
-      </w:r>
-      <w:r>
-        <w:rPr>
-          <w:rFonts w:ascii="Arial" w:eastAsia="Arial" w:hAnsi="Arial" w:cs="Arial"/>
-          <w:sz w:val="18"/>
-          <w:szCs w:val="18"/>
-        </w:rPr>
-        <w:t>(e) le : ………………………………………………………………………………………………………………………</w:t>
-      </w:r>
-      <w:r>
-        <w:rPr>
-          <w:rFonts w:ascii="Arial" w:eastAsia="Arial" w:hAnsi="Arial" w:cs="Arial"/>
-          <w:sz w:val="18"/>
-          <w:szCs w:val="18"/>
-        </w:rPr>
-        <w:t>……</w:t>
-      </w:r>
-      <w:r>
-        <w:rPr>
-          <w:rFonts w:ascii="Arial" w:eastAsia="Arial" w:hAnsi="Arial" w:cs="Arial"/>
-          <w:sz w:val="18"/>
-          <w:szCs w:val="18"/>
-        </w:rPr>
-        <w:t>.</w:t>
+        <w:t>Né(e) le : …………………………………………………………………………………………………………………………….</w:t>
       </w:r>
     </w:p>
     <w:p>
@@ -2690,15 +2510,7 @@
           <w:sz w:val="18"/>
           <w:szCs w:val="18"/>
         </w:rPr>
-        <w:t>À</w:t>
-      </w:r>
-      <w:r>
-        <w:rPr>
-          <w:rFonts w:ascii="Arial" w:eastAsia="Arial" w:hAnsi="Arial" w:cs="Arial"/>
-          <w:sz w:val="18"/>
-          <w:szCs w:val="18"/>
-        </w:rPr>
-        <w:t xml:space="preserve"> participer aux rencontres organisées par l’aumônerie du Val d’Orge (retraites, weekends, pèlerinages, FRAT)</w:t>
+        <w:t>À participer aux rencontres organisées par l’aumônerie du Val d’Orge (retraites, weekends, pèlerinages, FRAT)</w:t>
       </w:r>
     </w:p>
     <w:p>
@@ -2754,15 +2566,7 @@
           <w:sz w:val="18"/>
           <w:szCs w:val="18"/>
         </w:rPr>
-        <w:t>À</w:t>
-      </w:r>
-      <w:r>
-        <w:rPr>
-          <w:rFonts w:ascii="Arial" w:eastAsia="Arial" w:hAnsi="Arial" w:cs="Arial"/>
-          <w:sz w:val="18"/>
-          <w:szCs w:val="18"/>
-        </w:rPr>
-        <w:t xml:space="preserve"> rentrer à la maison seul(e) suite aux activités de l’aumônerie du Val d’Orge</w:t>
+        <w:t>À rentrer à la maison seul(e) suite aux activités de l’aumônerie du Val d’Orge</w:t>
       </w:r>
     </w:p>
     <w:p>
@@ -3164,8 +2968,18 @@
           <w:sz w:val="18"/>
           <w:szCs w:val="18"/>
         </w:rPr>
-        <w:t xml:space="preserve"> ou</w:t>
-      </w:r>
+        <w:t xml:space="preserve"> </w:t>
+      </w:r>
+      <w:proofErr w:type="gramStart"/>
+      <w:r>
+        <w:rPr>
+          <w:rFonts w:ascii="Arial" w:eastAsia="Arial" w:hAnsi="Arial" w:cs="Arial"/>
+          <w:sz w:val="18"/>
+          <w:szCs w:val="18"/>
+        </w:rPr>
+        <w:t>ou</w:t>
+      </w:r>
+      <w:proofErr w:type="gramEnd"/>
     </w:p>
     <w:p>
       <w:pPr>
